--- a/Set-theoretical foundations of intelligent systems/Sem_1/Laboratory Work/Lab_1/Report/Tmois_laba_1.docx
+++ b/Set-theoretical foundations of intelligent systems/Sem_1/Laboratory Work/Lab_1/Report/Tmois_laba_1.docx
@@ -1119,7 +1119,6 @@
           <w:i/>
           <w:sz w:val="28"/>
           <w:szCs w:val="28"/>
-          <w:lang w:val="en-US"/>
         </w:rPr>
         <w:t xml:space="preserve"> </w:t>
       </w:r>
@@ -1303,7 +1302,6 @@
         <w:rPr>
           <w:rFonts w:ascii="Cambria Math" w:hAnsi="Cambria Math"/>
           <w:color w:val="000000"/>
-          <w:lang w:val="en-US"/>
         </w:rPr>
         <w:t xml:space="preserve"> </w:t>
       </w:r>
@@ -2374,7 +2372,15 @@
           <w:sz w:val="28"/>
           <w:szCs w:val="28"/>
         </w:rPr>
-        <w:t>ту 4.7</w:t>
+        <w:t>ту 4.</w:t>
+      </w:r>
+      <w:r>
+        <w:rPr>
+          <w:rFonts w:ascii="Times New Roman" w:hAnsi="Times New Roman" w:cs="Times New Roman"/>
+          <w:sz w:val="28"/>
+          <w:szCs w:val="28"/>
+        </w:rPr>
+        <w:t>5</w:t>
       </w:r>
       <w:r>
         <w:rPr>
@@ -3489,6 +3495,21 @@
         </w:rPr>
         <w:t>).</w:t>
       </w:r>
+    </w:p>
+    <w:p>
+      <w:pPr>
+        <w:pStyle w:val="a3"/>
+        <w:autoSpaceDE w:val="0"/>
+        <w:autoSpaceDN w:val="0"/>
+        <w:adjustRightInd w:val="0"/>
+        <w:spacing w:before="100" w:beforeAutospacing="1" w:after="100" w:afterAutospacing="1" w:line="312" w:lineRule="auto"/>
+        <w:jc w:val="both"/>
+        <w:rPr>
+          <w:rFonts w:ascii="Times New Roman" w:hAnsi="Times New Roman" w:cs="Times New Roman"/>
+          <w:sz w:val="28"/>
+          <w:szCs w:val="28"/>
+        </w:rPr>
+      </w:pPr>
     </w:p>
     <w:sectPr>
       <w:pgSz w:w="11906" w:h="16838"/>
